--- a/data/outputs/v2/General_Science/SS2.2_Chemical_Families/General_Science_Chemical_Families_FinalExplanation_TeacherKey.docx
+++ b/data/outputs/v2/General_Science/SS2.2_Chemical_Families/General_Science_Chemical_Families_FinalExplanation_TeacherKey.docx
@@ -1826,7 +1826,7 @@
         </w:rPr>
         <w:t xml:space="preserve">© 2026 SeaVuria and ARES. This work is licensed under a </w:t>
       </w:r>
-      <w:hyperlink w:history="1" r:id="rIdjx74ma7fmgdphz_p8nc0h">
+      <w:hyperlink w:history="1" r:id="rId5maox865fbo6nx1a49jmf">
         <w:r>
           <w:rPr>
             <w:rFonts w:ascii="Arial" w:cs="Arial" w:eastAsia="Arial" w:hAnsi="Arial"/>
@@ -1846,7 +1846,7 @@
         </w:rPr>
         <w:t xml:space="preserve"> (</w:t>
       </w:r>
-      <w:hyperlink w:history="1" r:id="rIdf_sbd6nrxdizruyvfye-n">
+      <w:hyperlink w:history="1" r:id="rIdo9tvgocp4xilc-3z9ler1">
         <w:r>
           <w:rPr>
             <w:rFonts w:ascii="Arial" w:cs="Arial" w:eastAsia="Arial" w:hAnsi="Arial"/>
@@ -1866,7 +1866,7 @@
         </w:rPr>
         <w:t xml:space="preserve">). To view a copy of this license, visit </w:t>
       </w:r>
-      <w:hyperlink w:history="1" r:id="rIdlyy3kx9ztvrg9cvkocltp">
+      <w:hyperlink w:history="1" r:id="rId-blc4kudp5kwtd8pzgrqv">
         <w:r>
           <w:rPr>
             <w:rFonts w:ascii="Arial" w:cs="Arial" w:eastAsia="Arial" w:hAnsi="Arial"/>

--- a/data/outputs/v2/General_Science/SS2.2_Chemical_Families/General_Science_Chemical_Families_FinalExplanation_TeacherKey.docx
+++ b/data/outputs/v2/General_Science/SS2.2_Chemical_Families/General_Science_Chemical_Families_FinalExplanation_TeacherKey.docx
@@ -1826,7 +1826,7 @@
         </w:rPr>
         <w:t xml:space="preserve">© 2026 SeaVuria and ARES. This work is licensed under a </w:t>
       </w:r>
-      <w:hyperlink w:history="1" r:id="rId5maox865fbo6nx1a49jmf">
+      <w:hyperlink w:history="1" r:id="rIdavoikrxn-9tzerwtavums">
         <w:r>
           <w:rPr>
             <w:rFonts w:ascii="Arial" w:cs="Arial" w:eastAsia="Arial" w:hAnsi="Arial"/>
@@ -1846,7 +1846,7 @@
         </w:rPr>
         <w:t xml:space="preserve"> (</w:t>
       </w:r>
-      <w:hyperlink w:history="1" r:id="rIdo9tvgocp4xilc-3z9ler1">
+      <w:hyperlink w:history="1" r:id="rIdp23dvpsqcpi6l8vlr-w_h">
         <w:r>
           <w:rPr>
             <w:rFonts w:ascii="Arial" w:cs="Arial" w:eastAsia="Arial" w:hAnsi="Arial"/>
@@ -1866,7 +1866,7 @@
         </w:rPr>
         <w:t xml:space="preserve">). To view a copy of this license, visit </w:t>
       </w:r>
-      <w:hyperlink w:history="1" r:id="rId-blc4kudp5kwtd8pzgrqv">
+      <w:hyperlink w:history="1" r:id="rIdrseyafu5f18txhbphcmab">
         <w:r>
           <w:rPr>
             <w:rFonts w:ascii="Arial" w:cs="Arial" w:eastAsia="Arial" w:hAnsi="Arial"/>

--- a/data/outputs/v2/General_Science/SS2.2_Chemical_Families/General_Science_Chemical_Families_FinalExplanation_TeacherKey.docx
+++ b/data/outputs/v2/General_Science/SS2.2_Chemical_Families/General_Science_Chemical_Families_FinalExplanation_TeacherKey.docx
@@ -95,7 +95,7 @@
                 <w:sz w:val="22"/>
                 <w:szCs w:val="22"/>
               </w:rPr>
-              <w:t xml:space="preserve">FINAL EXPLANATION: GENERAL SCIENCE GRADE 10 – SUB-STRAND 2.2 CHEMICAL FAMILIES: FINAL EXPLANATION</w:t>
+              <w:t xml:space="preserve">FINAL EXPLANATION: GENERAL SCIENCE GRADE 10: 2.2 CHEMICAL FAMILIES – FINAL EXPLANATION</w:t>
             </w:r>
           </w:p>
         </w:tc>
@@ -224,7 +224,7 @@
                 <w:sz w:val="18"/>
                 <w:szCs w:val="18"/>
               </w:rPr>
-              <w:t xml:space="preserve">You have spent eight lessons collecting evidence about chemical families. Now you will use it to answer the Driving Question: Why do some elements explode in water, some glow silently in glass tubes, and others rust on a Kenyan farm, and how do their family properties explain the materials that build, light up, and sustain our daily lives? Answer each section in the space below its prompt. Write in full sentences. Use the Claim-Evidence-Reasoning (CER) pattern where asked: make a claim, back it with evidence from our lessons, and explain your reasoning using electrons. Refer to the Thika Road street lamp, the Kamukunji welding shield and the helium balloon. Include balanced equations where the prompt asks for them.</w:t>
+              <w:t xml:space="preserve">This is your Final Explanation for the sufuria, wire, mabati, salt, chlorine and sodium-lamp puzzle. Remember Mama Wanjiru, the food seller in Mombasa, who asked why her aluminium sufuria is safe while chlorine in her tap water is poisonous as a gas. Use the evidence you collected in Lessons 1 to 8, the class family model and the Driving Question Board (DQB) to answer each question in the space below it. Write in full sentences. For each answer, use a claim (what you think), evidence (data or observations from our lessons) and reasoning (the idea of outer electrons and position in the periodic table that links them). Use the words element, compound, group, period and chemical family correctly. Write balanced equations with -&gt; where asked. Use these data when you need them. Sodium (Na): density 0.97 g/cm3, melting point 98 C. Magnesium (Mg): density 1.74 g/cm3, melting point 650 C. Aluminium (Al): density 2.70 g/cm3, melting point 660 C. Copper (Cu): density 8.96 g/cm3, melting point 1085 C, excellent conductor. Lead (Pb): density 11.34 g/cm3, melting point 327 C. Water has a density of 1.00 g/cm3. Chlorine is added to Mombasa water at about 0.5 mg/L.</w:t>
             </w:r>
           </w:p>
         </w:tc>
@@ -285,7 +285,7 @@
                 <w:sz w:val="22"/>
                 <w:szCs w:val="22"/>
               </w:rPr>
-              <w:t xml:space="preserve">Part 1: What is a chemical family?</w:t>
+              <w:t xml:space="preserve">Part 1: Why is sodium dangerous alone?</w:t>
             </w:r>
           </w:p>
         </w:tc>
@@ -319,7 +319,7 @@
                 <w:sz w:val="18"/>
                 <w:szCs w:val="18"/>
               </w:rPr>
-              <w:t xml:space="preserve">Sodium, argon and helium are all elements, yet they behave very differently. (a) In your own words, what is a chemical family? (b) What single feature of an atom decides which family an element belongs to? (c) Name four families we studied in detail and give one element from each.</w:t>
+              <w:t xml:space="preserve">In the demonstration, Mr. Otieno dropped a pea-sized piece of sodium into water behind a safety screen. (a) Describe what you saw and what the pink colour with phenolphthalein showed. (b) Which chemical family does sodium belong to, and how many outer electrons does each atom have? Write its electron arrangement. (c) Explain why sodium reacts so violently with water. (d) Write the balanced equation for the reaction. (e) Lithium, sodium and potassium are in the same group. Explain how their reactivity compares and why.</w:t>
             </w:r>
           </w:p>
         </w:tc>
@@ -351,7 +351,7 @@
                 <w:sz w:val="18"/>
                 <w:szCs w:val="18"/>
               </w:rPr>
-              <w:t xml:space="preserve">(a) A chemical family is a group of elements in the same column of the periodic table that have similar properties and behave in similar ways. (b) The number of valence (outer-shell) electrons decides the family, because elements in the same family have the same number of outer electrons and so behave alike. (c) Alkali metals (Group 1): sodium. Alkaline earth metals (Group 2): magnesium or calcium. Noble gases (Group 18): helium or argon. Transition metals: iron, copper or zinc.</w:t>
+              <w:t xml:space="preserve">(a) The sodium floated, fizzed, darted about and melted into a ball. The solution turned pink with phenolphthalein, which showed that an alkali (sodium hydroxide, NaOH) formed. (b) Sodium is an alkali metal (Group 1). Each atom has 1 outer electron. Its electron arrangement is 2,8,1. (c) Claim: Sodium is violent because its single outer electron is lost very easily. Evidence: it reacts fast in cold water, gives off hydrogen gas and melts. Reasoning: an atom that loses its outer electron easily reacts readily, so sodium is dangerous on its own and must be stored under paraffin oil and handled only by the teacher. (d) 2Na + 2H2O -&gt; 2NaOH + H2. (e) Reactivity increases down the group: Li &lt; Na &lt; K. Lithium fizzed slowly, sodium fast, and potassium very fast with a lilac flame. Down the group the outer electron is further from the nucleus, so it is lost more easily and reactivity increases.</w:t>
             </w:r>
           </w:p>
         </w:tc>
@@ -412,7 +412,7 @@
                 <w:sz w:val="22"/>
                 <w:szCs w:val="22"/>
               </w:rPr>
-              <w:t xml:space="preserve">Part 2: Alkali metals and the Thika Road street lamp (CER)</w:t>
+              <w:t xml:space="preserve">Part 2: Sodium, chlorine and safe salt, and chlorine in Mombasa water</w:t>
             </w:r>
           </w:p>
         </w:tc>
@@ -446,7 +446,7 @@
                 <w:sz w:val="18"/>
                 <w:szCs w:val="18"/>
               </w:rPr>
-              <w:t xml:space="preserve">Write a Claim-Evidence-Reasoning answer to this question: Why does sodium react violently with water, while lithium reacts less vigorously and potassium more vigorously? (a) Give a claim. (b) Give evidence from our water-reaction demonstration. (c) Explain your reasoning using valence electrons and shells. (d) Write the balanced equation for sodium reacting with water. (e) Sodium is also the element inside the Thika Road street lamp. What does this tell you about how sodium atoms can take in energy and give out light?</w:t>
+              <w:t xml:space="preserve">Mama Wanjiru asks why chlorine in her tap water is safe when chlorine as a gas is poisonous, and why the sodium that is dangerous alone is in the salt she puts in her food. (a) Which chemical family is chlorine in, and how many outer electrons does it have? Write its electron arrangement. (b) Write the balanced equation for sodium reacting with chlorine. (c) Use the idea of outer electrons and what you know about the dose to explain to Mama Wanjiru why the tap water is safe. (d) Use outer electrons to explain why table salt is safe to eat even though sodium alone is dangerous.</w:t>
             </w:r>
           </w:p>
         </w:tc>
@@ -478,7 +478,7 @@
                 <w:sz w:val="18"/>
                 <w:szCs w:val="18"/>
               </w:rPr>
-              <w:t xml:space="preserve">(a) Claim: Alkali metals have one loosely held outer electron, and it is lost more easily as you go down the group, so reactivity increases Li &lt; Na &lt; K. (b) Evidence: In the demonstration, lithium, sodium and potassium all fizzed and gave off hydrogen gas, and phenolphthalein turned pink showing an alkaline solution. The reaction got faster from lithium to sodium to potassium, and potassium burned with a lilac flame. (c) Reasoning: All Group 1 metals have 1 outer electron. Going down the group each atom has one more electron shell, so the outer electron is further from the nucleus and shielded by more inner shells. The attraction to the nucleus is weaker, so the electron is lost more easily and the metal reacts more vigorously. (d) 2Na + 2H₂O → 2NaOH + H₂. (e) In the Thika Road lamp tube, sodium does not react chemically. Its loosely held outer electron takes in electrical energy and gives it out again as orange-yellow light. So the same loosely held outer electron is linked to both the reaction with water and the light, but the lamp involves no chemical reaction.</w:t>
+              <w:t xml:space="preserve">(a) Chlorine is a halogen (Group 17). It has 7 outer electrons. Its electron arrangement is 2,8,7. It is a reactive non-metal. (b) 2Na + Cl2 -&gt; 2NaCl. (c) Claim: the water is safe because only a tiny dose is used. Evidence: chlorine is added at about 0.5 mg/L at the Mombasa water works, which means only 10 mg in 20 L of water, and at this dose it kills the bacteria that cause cholera and typhoid. Reasoning: a chlorine atom has 7 outer electrons and needs just one more, so it reacts readily, which is why it is good at killing microbes. Because it is so reactive it is toxic in large amounts, so only a small safe dose is used. (d) Sodium has 1 outer electron that it loses very easily, and chlorine needs one more outer electron to have 8. When they react, the outer electron of sodium is taken up by chlorine and they form the compound sodium chloride (NaCl), which is stable and has completely different properties from its elements. Sodium no longer has its easily lost outer electron to react violently with water, and chlorine is no longer a reactive poisonous gas, because both are combined in the stable compound, so the salt is safe to eat.</w:t>
             </w:r>
           </w:p>
         </w:tc>
@@ -539,7 +539,7 @@
                 <w:sz w:val="22"/>
                 <w:szCs w:val="22"/>
               </w:rPr>
-              <w:t xml:space="preserve">Part 3: Alkaline earth metals and Kenyan farms</w:t>
+              <w:t xml:space="preserve">Part 3: Reactivity and position in the periodic table</w:t>
             </w:r>
           </w:p>
         </w:tc>
@@ -573,7 +573,7 @@
                 <w:sz w:val="18"/>
                 <w:szCs w:val="18"/>
               </w:rPr>
-              <w:t xml:space="preserve">Magnesium is in Group 2 and sodium is in Group 1. (a) Compare how magnesium and sodium reacted in our experiments. (b) Use the number of outer electrons and the energy needed to remove them to explain the difference. (c) Write the balanced equation for magnesium reacting with dilute hydrochloric acid. (d) Calcium is a Group 2 element, and CAN fertiliser used by Rift Valley maize farmers contains calcium. Explain why a Group 2 element can be useful and safe in a fertiliser bag stored in an agrovet shop, whereas sodium metal could not be.</w:t>
+              <w:t xml:space="preserve">Akinyi asked, 'If sodium is so dangerous, are all metals like that?' (a) Describe what happened when you tested magnesium ribbon in cold water, in dilute HCl and in air. (b) Compare magnesium with sodium using their electron arrangements and the evidence. (c) Write the balanced equations for magnesium burning in air and for magnesium reacting with dilute HCl. (d) Neon and argon do not react at all. Using outer electrons, explain why, and state a use that depends on this.</w:t>
             </w:r>
           </w:p>
         </w:tc>
@@ -605,7 +605,7 @@
                 <w:sz w:val="18"/>
                 <w:szCs w:val="18"/>
               </w:rPr>
-              <w:t xml:space="preserve">(a) Sodium reacts violently with water. Magnesium reacted only very slowly with cold water, moderately with steam (making white magnesium oxide and hydrogen), and bubbled vigorously in dilute HCl, but all of its reactions were slower and less dramatic than those of sodium. (b) Magnesium has two outer electrons (2,8,2) and sodium has one. Both of magnesium's electrons must be lost to form Mg²⁺, and removing two electrons takes more energy than removing one, so Group 2 metals are less reactive than Group 1. (c) Mg + 2HCl → MgCl₂ + H₂. The hydrogen gas gives a squeaky pop with a lit splint. (d) Group 2 elements are only moderately reactive because losing two outer electrons needs more energy, so they are not dangerous like sodium. In CAN fertiliser, calcium is present in a compound as Ca²⁺ ions, not as the metal, and it feeds crops when spread on maize fields. This is safe to store in agrovet shops, whereas sodium metal would react violently with water.</w:t>
+              <w:t xml:space="preserve">(a) Magnesium showed no visible reaction in cold water. It gave steady bubbles of hydrogen gas in dilute HCl (the pop test was positive). It burned with a bright white flame in air, leaving white MgO powder. (b) Sodium is 2,8,1 (1 outer electron) and magnesium is 2,8,2 (2 outer electrons, an alkaline earth metal in Group 2). Magnesium has to lose 2 outer electrons rather than 1, so it loses them less readily than sodium does. This matches the evidence: magnesium shows no reaction in cold water, whereas sodium fizzes fast and melts. So magnesium is less reactive than sodium, and the reactivity order is K &gt; Na &gt; Li &gt; Ca &gt; Mg. So not all metals are as dangerous as sodium. Position in the periodic table helps us predict this: Group 2 is less reactive than Group 1. (c) 2Mg + O2 -&gt; 2MgO. Mg + 2HCl -&gt; MgCl2 + H2. (d) Noble gases (Group 18) have full outer shells (Ne 2,8; Ar 2,8,8), so their atoms do not need to lose or gain electrons and they are unreactive. Because neon is unreactive, it suits signs.</w:t>
             </w:r>
           </w:p>
         </w:tc>
@@ -666,7 +666,7 @@
                 <w:sz w:val="22"/>
                 <w:szCs w:val="22"/>
               </w:rPr>
-              <w:t xml:space="preserve">Part 4: Noble gases and transition metals</w:t>
+              <w:t xml:space="preserve">Part 4: Matching metals to jobs</w:t>
             </w:r>
           </w:p>
         </w:tc>
@@ -700,7 +700,7 @@
                 <w:sz w:val="18"/>
                 <w:szCs w:val="18"/>
               </w:rPr>
-              <w:t xml:space="preserve">(a) Explain why argon is used in the Kamukunji welding shield and helium in the party balloon, using the idea of outer shells. (b) Iron in a jembe and zinc on a mabati roof are transition metals. Describe how their reactivity compares with sodium and how this affects their use. (c) Write a balanced equation for one reaction of magnesium or sodium that we studied, and say which family the metal belongs to.</w:t>
+              <w:t xml:space="preserve">Use the data given in the instructions and what you learned about the metals in the puzzle. (a) Using the data, give reasons why aluminium is used for Mama Wanjiru's sufuria. (b) Why is copper used for the wire in a kettle or jiko cable? (c) Why is the mabati roof made of iron coated with zinc? (d) Lead is the densest metal in the data but its use is being reduced. Explain why, using what you learned. (e) Compare sodium with aluminium using the data and explain why sodium would not suit a sufuria.</w:t>
             </w:r>
           </w:p>
         </w:tc>
@@ -732,7 +732,7 @@
                 <w:sz w:val="18"/>
                 <w:szCs w:val="18"/>
               </w:rPr>
-              <w:t xml:space="preserve">(a) Argon (2,8,8) and helium have full outer shells, so they have no tendency to gain, lose or share electrons. Argon therefore does not react with the hot metal or oxygen, making it a safe protective shield, and helium is inert and harmless, making it safe for balloons. (b) Transition metals react much more slowly than sodium: iron and zinc react slowly with dilute acid and copper does not, and none react explosively with water. A jembe rusts slowly over months instead of exploding. Their hardness, malleability and conductivity make iron good for tools, copper for wiring and zinc for coating mabati. (c) For example: 2Na + 2H₂O → 2NaOH + H₂ (sodium, an alkali metal in Group 1), or Mg + 2HCl → MgCl₂ + H₂ (magnesium, an alkaline earth metal in Group 2).</w:t>
+              <w:t xml:space="preserve">(a) Aluminium is light (2.70 g/cm3, much less dense than copper at 8.96 g/cm3), so the pot is easy to carry. It is a metal that conducts, so heat from the fire passes through it to the food, and it melts at 660 C, well above cooking temperatures, so it stays solid on the fire. It also resists corrosion because of its protective oxide layer, so it stays in good condition and is safe for cooking, unlike sodium. (b) Copper is an excellent conductor of electricity and can be drawn into wire (ductile). (c) Iron is strong and cheap, so it forms the base of the mabati. Zinc is more reactive than iron, so it corrodes first and protects the iron from rusting (sacrificial protection). (d) Lead is very dense (11.34 g/cm3) and is used in car batteries and radiation shielding, but it is toxic, so its use is being reduced. This shows that elements are chosen for their properties but with trade-offs such as safety. (e) Sodium is less dense than water (0.97 g/cm3 compared with 1.00 g/cm3) so it floats, and it melts at only 98 C, while aluminium melts at 660 C. Sodium also reacts violently with water. A sodium pot would melt on a fire and be dangerous, so aluminium is the better choice.</w:t>
             </w:r>
           </w:p>
         </w:tc>
@@ -793,7 +793,7 @@
                 <w:sz w:val="22"/>
                 <w:szCs w:val="22"/>
               </w:rPr>
-              <w:t xml:space="preserve">Part 5: Answering the Driving Question</w:t>
+              <w:t xml:space="preserve">Part 5: Answering the driving question</w:t>
             </w:r>
           </w:p>
         </w:tc>
@@ -827,7 +827,7 @@
                 <w:sz w:val="18"/>
                 <w:szCs w:val="18"/>
               </w:rPr>
-              <w:t xml:space="preserve">Write a connected paragraph (6-8 sentences) answering the Driving Question: Why do some elements explode in water, some glow silently in glass tubes, and others rust on a Kenyan farm, and how do their family properties explain the materials that build, light up, and sustain our daily lives? Mention at least three families and one Kenyan example for each. Then state how your thinking has changed since Lesson 1.</w:t>
+              <w:t xml:space="preserve">Driving question: Why does each element behave and get used the way it does, and how can the periodic table help us predict which element is right for which job in Kenyan daily life? (a) Write a final explanation of the sufuria, wire, mabati, salt, chlorine and sodium-lamp puzzle using claim, evidence and reasoning. Include outer electrons and position in the periodic table. (b) A jua kali artisan in Gikomba wants to make a new product: a cooking pot, a cable or a roof sheet. Choose one product, recommend an element and justify your choice using properties, safety, cost and availability. (c) How has your thinking changed since your first model in Lesson 1?</w:t>
             </w:r>
           </w:p>
         </w:tc>
@@ -859,7 +859,7 @@
                 <w:sz w:val="18"/>
                 <w:szCs w:val="18"/>
               </w:rPr>
-              <w:t xml:space="preserve">The behaviour of an element depends on its valence electrons, which place it in a chemical family. Alkali metals such as sodium have one loosely held outer electron, so they explode in water, and sodium glows orange in Thika Road street lamps. Noble gases such as argon and helium have full outer shells, so they do not react; this makes argon a safe shield for jua kali welding in Kamukunji and helium safe for balloons. Alkaline earth metals such as calcium have two outer electrons and moderate reactivity, and calcium compounds are used in CAN fertiliser for Rift Valley maize. Transition metals such as iron, copper and zinc react slowly, so jembes, wiring and mabati roofs last a long time and rust only gradually. In Lesson 1 I could only say the elements were different; now I can predict how an element behaves from its family and its outer electrons.</w:t>
+              <w:t xml:space="preserve">(a) Claim: Each element is used for a job because of its properties, which depend on its outer electrons and so on its position in the periodic table. Evidence: sodium (Group 1, 1 outer electron) reacts violently with water, but as NaCl it is stable and safe to eat. Chlorine (Group 17, 7 outer electrons) is a toxic gas in large amounts but kills microbes at about 0.5 mg/L in Mombasa water. Aluminium is light and conducts heat, so it suits the sufuria. Copper is an excellent conductor, so it suits wire. Zinc coats iron on mabati. Neon (full outer shell) is unreactive, so it suits signs, and sodium vapour gives the yellow-orange light of the Thika Road lamps. Reasoning: the periodic table lets us predict family behaviour, such as reactivity rising down Group 1, and so match element to job while balancing safety, cost and availability. (b) For a roof sheet I would recommend iron coated with zinc (galvanised mabati). Iron is strong and cheap, and zinc protects it from rusting. Both are available to Gikomba artisans, and the metals are safe to handle, unlike lead, which is toxic. (c) At first I thought each element is simply used for what it is good at, and I could not explain why sodium is dangerous but salt is safe. Now I can explain with outer electrons and position in the periodic table that reactivity and properties differ between families, and that compounds have different properties from their elements.</w:t>
             </w:r>
           </w:p>
         </w:tc>
@@ -1086,7 +1086,7 @@
                 <w:sz w:val="18"/>
                 <w:szCs w:val="18"/>
               </w:rPr>
-              <w:t xml:space="preserve">Use of chemical family and valence electron ideas</w:t>
+              <w:t xml:space="preserve">Use of outer electrons and periodic table position</w:t>
             </w:r>
           </w:p>
         </w:tc>
@@ -1118,7 +1118,7 @@
                 <w:sz w:val="18"/>
                 <w:szCs w:val="18"/>
               </w:rPr>
-              <w:t xml:space="preserve">Clearly and accurately links every family to its number of valence electrons and uses this to explain behaviour in every part.</w:t>
+              <w:t xml:space="preserve">Correctly links group, outer electrons, electron arrangements and reactivity for Na, Mg, Cl and noble gases, including the trend down Group 1.</w:t>
             </w:r>
           </w:p>
         </w:tc>
@@ -1150,7 +1150,7 @@
                 <w:sz w:val="18"/>
                 <w:szCs w:val="18"/>
               </w:rPr>
-              <w:t xml:space="preserve">Links most families to valence electrons correctly, with minor gaps or imprecise wording.</w:t>
+              <w:t xml:space="preserve">Gives correct outer electron numbers and links most to reactivity, with minor gaps in the reasoning.</w:t>
             </w:r>
           </w:p>
         </w:tc>
@@ -1182,7 +1182,7 @@
                 <w:sz w:val="18"/>
                 <w:szCs w:val="18"/>
               </w:rPr>
-              <w:t xml:space="preserve">Names families or elements but does not connect behaviour to valence electrons.</w:t>
+              <w:t xml:space="preserve">Gives few outer electron facts or does not link them to behaviour or position.</w:t>
             </w:r>
           </w:p>
         </w:tc>
@@ -1216,7 +1216,7 @@
                 <w:sz w:val="18"/>
                 <w:szCs w:val="18"/>
               </w:rPr>
-              <w:t xml:space="preserve">Claim-Evidence-Reasoning structure</w:t>
+              <w:t xml:space="preserve">Use of evidence from the lessons</w:t>
             </w:r>
           </w:p>
         </w:tc>
@@ -1248,7 +1248,7 @@
                 <w:sz w:val="18"/>
                 <w:szCs w:val="18"/>
               </w:rPr>
-              <w:t xml:space="preserve">Gives a clear claim, specific evidence from the lessons (observations such as fizzing, pink phenolphthalein, squeaky pop) and reasoning that links the evidence to electron arrangement.</w:t>
+              <w:t xml:space="preserve">Uses accurate observations and data (sodium demo, Mg tests, 0.5 mg/L, densities and melting points) to support every claim.</w:t>
             </w:r>
           </w:p>
         </w:tc>
@@ -1280,7 +1280,7 @@
                 <w:sz w:val="18"/>
                 <w:szCs w:val="18"/>
               </w:rPr>
-              <w:t xml:space="preserve">Gives a claim and some evidence, but the reasoning is partly missing or not clearly linked.</w:t>
+              <w:t xml:space="preserve">Uses some accurate evidence but misses some data or gives it loosely.</w:t>
             </w:r>
           </w:p>
         </w:tc>
@@ -1312,7 +1312,7 @@
                 <w:sz w:val="18"/>
                 <w:szCs w:val="18"/>
               </w:rPr>
-              <w:t xml:space="preserve">Gives statements without evidence or reasoning.</w:t>
+              <w:t xml:space="preserve">Gives little evidence, or the data is inaccurate.</w:t>
             </w:r>
           </w:p>
         </w:tc>
@@ -1346,7 +1346,7 @@
                 <w:sz w:val="18"/>
                 <w:szCs w:val="18"/>
               </w:rPr>
-              <w:t xml:space="preserve">Balanced equations and chemical accuracy</w:t>
+              <w:t xml:space="preserve">Chemical equations and terms</w:t>
             </w:r>
           </w:p>
         </w:tc>
@@ -1378,7 +1378,7 @@
                 <w:sz w:val="18"/>
                 <w:szCs w:val="18"/>
               </w:rPr>
-              <w:t xml:space="preserve">All required equations are correct and balanced, and the products are correctly identified.</w:t>
+              <w:t xml:space="preserve">All equations are balanced and correct; element, compound, group and chemical family are used correctly.</w:t>
             </w:r>
           </w:p>
         </w:tc>
@@ -1410,7 +1410,7 @@
                 <w:sz w:val="18"/>
                 <w:szCs w:val="18"/>
               </w:rPr>
-              <w:t xml:space="preserve">Equations are mostly correct with one small error in balancing or state.</w:t>
+              <w:t xml:space="preserve">Most equations are correct with one small error; terms mostly correct.</w:t>
             </w:r>
           </w:p>
         </w:tc>
@@ -1442,7 +1442,7 @@
                 <w:sz w:val="18"/>
                 <w:szCs w:val="18"/>
               </w:rPr>
-              <w:t xml:space="preserve">Equations are missing or incorrect.</w:t>
+              <w:t xml:space="preserve">Equations are unbalanced or missing; terms are confused.</w:t>
             </w:r>
           </w:p>
         </w:tc>
@@ -1476,7 +1476,7 @@
                 <w:sz w:val="18"/>
                 <w:szCs w:val="18"/>
               </w:rPr>
-              <w:t xml:space="preserve">Connection to the anchoring phenomenon and Kenyan contexts</w:t>
+              <w:t xml:space="preserve">Matching element to job and trade-offs</w:t>
             </w:r>
           </w:p>
         </w:tc>
@@ -1508,7 +1508,7 @@
                 <w:sz w:val="18"/>
                 <w:szCs w:val="18"/>
               </w:rPr>
-              <w:t xml:space="preserve">Explains the Thika Road lamp, Kamukunji welding and helium balloon, plus farm and hardware examples, using family properties.</w:t>
+              <w:t xml:space="preserve">Explains each job by properties and gives a justified recommendation weighing safety, cost and availability, including lead's toxicity.</w:t>
             </w:r>
           </w:p>
         </w:tc>
@@ -1540,7 +1540,7 @@
                 <w:sz w:val="18"/>
                 <w:szCs w:val="18"/>
               </w:rPr>
-              <w:t xml:space="preserve">Explains most of the phenomenon examples with some Kenyan contexts.</w:t>
+              <w:t xml:space="preserve">Matches properties to jobs but gives limited discussion of trade-offs.</w:t>
             </w:r>
           </w:p>
         </w:tc>
@@ -1572,7 +1572,7 @@
                 <w:sz w:val="18"/>
                 <w:szCs w:val="18"/>
               </w:rPr>
-              <w:t xml:space="preserve">Mentions few examples or does not link them to chemical families.</w:t>
+              <w:t xml:space="preserve">States uses without linking them to properties.</w:t>
             </w:r>
           </w:p>
         </w:tc>
@@ -1606,7 +1606,7 @@
                 <w:sz w:val="18"/>
                 <w:szCs w:val="18"/>
               </w:rPr>
-              <w:t xml:space="preserve">Clarity and growth in understanding</w:t>
+              <w:t xml:space="preserve">Claim-evidence-reasoning and explaining the puzzle</w:t>
             </w:r>
           </w:p>
         </w:tc>
@@ -1638,7 +1638,7 @@
                 <w:sz w:val="18"/>
                 <w:szCs w:val="18"/>
               </w:rPr>
-              <w:t xml:space="preserve">Writes a well-organised, connected paragraph and clearly shows how their ideas changed since Lesson 1.</w:t>
+              <w:t xml:space="preserve">Gives a clear claim, evidence and reasoning that fully explains why sodium is dangerous alone but safe as salt, and why chlorine is safe at a tiny dose.</w:t>
             </w:r>
           </w:p>
         </w:tc>
@@ -1670,7 +1670,7 @@
                 <w:sz w:val="18"/>
                 <w:szCs w:val="18"/>
               </w:rPr>
-              <w:t xml:space="preserve">Writes a mostly clear explanation with a brief note on how their ideas changed.</w:t>
+              <w:t xml:space="preserve">Explains most of the puzzle, with some reasoning missing.</w:t>
             </w:r>
           </w:p>
         </w:tc>
@@ -1702,7 +1702,7 @@
                 <w:sz w:val="18"/>
                 <w:szCs w:val="18"/>
               </w:rPr>
-              <w:t xml:space="preserve">Writing is disconnected and does not show how their ideas changed.</w:t>
+              <w:t xml:space="preserve">Gives a partial or unclear explanation of the puzzle.</w:t>
             </w:r>
           </w:p>
         </w:tc>
@@ -1826,7 +1826,7 @@
         </w:rPr>
         <w:t xml:space="preserve">© 2026 SeaVuria and ARES. This work is licensed under a </w:t>
       </w:r>
-      <w:hyperlink w:history="1" r:id="rIdavoikrxn-9tzerwtavums">
+      <w:hyperlink w:history="1" r:id="rIdgsvwdabowmcyqicuut9gl">
         <w:r>
           <w:rPr>
             <w:rFonts w:ascii="Arial" w:cs="Arial" w:eastAsia="Arial" w:hAnsi="Arial"/>
@@ -1846,7 +1846,7 @@
         </w:rPr>
         <w:t xml:space="preserve"> (</w:t>
       </w:r>
-      <w:hyperlink w:history="1" r:id="rIdp23dvpsqcpi6l8vlr-w_h">
+      <w:hyperlink w:history="1" r:id="rId84ucdp2adpphyw495hv8i">
         <w:r>
           <w:rPr>
             <w:rFonts w:ascii="Arial" w:cs="Arial" w:eastAsia="Arial" w:hAnsi="Arial"/>
@@ -1866,7 +1866,7 @@
         </w:rPr>
         <w:t xml:space="preserve">). To view a copy of this license, visit </w:t>
       </w:r>
-      <w:hyperlink w:history="1" r:id="rIdrseyafu5f18txhbphcmab">
+      <w:hyperlink w:history="1" r:id="rIdksbdbkulpuzczu81iep71">
         <w:r>
           <w:rPr>
             <w:rFonts w:ascii="Arial" w:cs="Arial" w:eastAsia="Arial" w:hAnsi="Arial"/>

--- a/data/outputs/v2/General_Science/SS2.2_Chemical_Families/General_Science_Chemical_Families_FinalExplanation_TeacherKey.docx
+++ b/data/outputs/v2/General_Science/SS2.2_Chemical_Families/General_Science_Chemical_Families_FinalExplanation_TeacherKey.docx
@@ -1826,7 +1826,7 @@
         </w:rPr>
         <w:t xml:space="preserve">© 2026 SeaVuria and ARES. This work is licensed under a </w:t>
       </w:r>
-      <w:hyperlink w:history="1" r:id="rIdgsvwdabowmcyqicuut9gl">
+      <w:hyperlink w:history="1" r:id="rId5jqun2aon410cvzuu8yva">
         <w:r>
           <w:rPr>
             <w:rFonts w:ascii="Arial" w:cs="Arial" w:eastAsia="Arial" w:hAnsi="Arial"/>
@@ -1846,7 +1846,7 @@
         </w:rPr>
         <w:t xml:space="preserve"> (</w:t>
       </w:r>
-      <w:hyperlink w:history="1" r:id="rId84ucdp2adpphyw495hv8i">
+      <w:hyperlink w:history="1" r:id="rIdz3kwyey-xj4unppwt5imx">
         <w:r>
           <w:rPr>
             <w:rFonts w:ascii="Arial" w:cs="Arial" w:eastAsia="Arial" w:hAnsi="Arial"/>
@@ -1866,7 +1866,7 @@
         </w:rPr>
         <w:t xml:space="preserve">). To view a copy of this license, visit </w:t>
       </w:r>
-      <w:hyperlink w:history="1" r:id="rIdksbdbkulpuzczu81iep71">
+      <w:hyperlink w:history="1" r:id="rIdvskptkjloilostosu8rlr">
         <w:r>
           <w:rPr>
             <w:rFonts w:ascii="Arial" w:cs="Arial" w:eastAsia="Arial" w:hAnsi="Arial"/>

--- a/data/outputs/v2/General_Science/SS2.2_Chemical_Families/General_Science_Chemical_Families_FinalExplanation_TeacherKey.docx
+++ b/data/outputs/v2/General_Science/SS2.2_Chemical_Families/General_Science_Chemical_Families_FinalExplanation_TeacherKey.docx
@@ -4,6 +4,7 @@
   <w:body>
     <w:p>
       <w:pPr>
+        <w:keepNext w:val="false"/>
         <w:spacing w:after="30" w:before="0"/>
         <w:jc w:val="center"/>
       </w:pPr>
@@ -23,6 +24,7 @@
     </w:p>
     <w:p>
       <w:pPr>
+        <w:keepNext w:val="false"/>
         <w:spacing w:after="60" w:before="0"/>
         <w:jc w:val="center"/>
       </w:pPr>
@@ -81,6 +83,7 @@
           </w:tcPr>
           <w:p>
             <w:pPr>
+              <w:keepNext w:val="false"/>
               <w:spacing w:after="40" w:before="0"/>
               <w:jc w:val="center"/>
             </w:pPr>
@@ -116,6 +119,7 @@
           </w:tcPr>
           <w:p>
             <w:pPr>
+              <w:keepNext w:val="false"/>
               <w:spacing w:after="40" w:before="0"/>
               <w:jc w:val="center"/>
             </w:pPr>
@@ -176,6 +180,7 @@
           </w:tcPr>
           <w:p>
             <w:pPr>
+              <w:keepNext w:val="false"/>
               <w:spacing w:after="40" w:before="0"/>
               <w:jc w:val="center"/>
             </w:pPr>
@@ -210,6 +215,7 @@
           </w:tcPr>
           <w:p>
             <w:pPr>
+              <w:keepNext w:val="false"/>
               <w:spacing w:after="40" w:before="0"/>
               <w:jc w:val="left"/>
             </w:pPr>
@@ -271,6 +277,7 @@
           </w:tcPr>
           <w:p>
             <w:pPr>
+              <w:keepNext/>
               <w:spacing w:after="40" w:before="0"/>
               <w:jc w:val="center"/>
             </w:pPr>
@@ -305,6 +312,7 @@
           </w:tcPr>
           <w:p>
             <w:pPr>
+              <w:keepNext w:val="false"/>
               <w:spacing w:after="40" w:before="0"/>
               <w:jc w:val="left"/>
             </w:pPr>
@@ -337,6 +345,7 @@
           </w:tcPr>
           <w:p>
             <w:pPr>
+              <w:keepNext w:val="false"/>
               <w:spacing w:after="40" w:before="0"/>
               <w:jc w:val="left"/>
             </w:pPr>
@@ -398,6 +407,7 @@
           </w:tcPr>
           <w:p>
             <w:pPr>
+              <w:keepNext/>
               <w:spacing w:after="40" w:before="0"/>
               <w:jc w:val="center"/>
             </w:pPr>
@@ -432,6 +442,7 @@
           </w:tcPr>
           <w:p>
             <w:pPr>
+              <w:keepNext w:val="false"/>
               <w:spacing w:after="40" w:before="0"/>
               <w:jc w:val="left"/>
             </w:pPr>
@@ -464,6 +475,7 @@
           </w:tcPr>
           <w:p>
             <w:pPr>
+              <w:keepNext w:val="false"/>
               <w:spacing w:after="40" w:before="0"/>
               <w:jc w:val="left"/>
             </w:pPr>
@@ -525,6 +537,7 @@
           </w:tcPr>
           <w:p>
             <w:pPr>
+              <w:keepNext/>
               <w:spacing w:after="40" w:before="0"/>
               <w:jc w:val="center"/>
             </w:pPr>
@@ -559,6 +572,7 @@
           </w:tcPr>
           <w:p>
             <w:pPr>
+              <w:keepNext w:val="false"/>
               <w:spacing w:after="40" w:before="0"/>
               <w:jc w:val="left"/>
             </w:pPr>
@@ -591,6 +605,7 @@
           </w:tcPr>
           <w:p>
             <w:pPr>
+              <w:keepNext w:val="false"/>
               <w:spacing w:after="40" w:before="0"/>
               <w:jc w:val="left"/>
             </w:pPr>
@@ -652,6 +667,7 @@
           </w:tcPr>
           <w:p>
             <w:pPr>
+              <w:keepNext/>
               <w:spacing w:after="40" w:before="0"/>
               <w:jc w:val="center"/>
             </w:pPr>
@@ -686,6 +702,7 @@
           </w:tcPr>
           <w:p>
             <w:pPr>
+              <w:keepNext w:val="false"/>
               <w:spacing w:after="40" w:before="0"/>
               <w:jc w:val="left"/>
             </w:pPr>
@@ -718,6 +735,7 @@
           </w:tcPr>
           <w:p>
             <w:pPr>
+              <w:keepNext w:val="false"/>
               <w:spacing w:after="40" w:before="0"/>
               <w:jc w:val="left"/>
             </w:pPr>
@@ -779,6 +797,7 @@
           </w:tcPr>
           <w:p>
             <w:pPr>
+              <w:keepNext/>
               <w:spacing w:after="40" w:before="0"/>
               <w:jc w:val="center"/>
             </w:pPr>
@@ -813,6 +832,7 @@
           </w:tcPr>
           <w:p>
             <w:pPr>
+              <w:keepNext w:val="false"/>
               <w:spacing w:after="40" w:before="0"/>
               <w:jc w:val="left"/>
             </w:pPr>
@@ -845,6 +865,7 @@
           </w:tcPr>
           <w:p>
             <w:pPr>
+              <w:keepNext w:val="false"/>
               <w:spacing w:after="40" w:before="0"/>
               <w:jc w:val="left"/>
             </w:pPr>
@@ -908,6 +929,7 @@
           </w:tcPr>
           <w:p>
             <w:pPr>
+              <w:keepNext w:val="false"/>
               <w:spacing w:after="40" w:before="0"/>
               <w:jc w:val="center"/>
             </w:pPr>
@@ -942,6 +964,7 @@
           </w:tcPr>
           <w:p>
             <w:pPr>
+              <w:keepNext w:val="false"/>
               <w:spacing w:after="40" w:before="0"/>
               <w:jc w:val="left"/>
             </w:pPr>
@@ -974,6 +997,7 @@
           </w:tcPr>
           <w:p>
             <w:pPr>
+              <w:keepNext w:val="false"/>
               <w:spacing w:after="40" w:before="0"/>
               <w:jc w:val="left"/>
             </w:pPr>
@@ -1006,6 +1030,7 @@
           </w:tcPr>
           <w:p>
             <w:pPr>
+              <w:keepNext w:val="false"/>
               <w:spacing w:after="40" w:before="0"/>
               <w:jc w:val="left"/>
             </w:pPr>
@@ -1038,6 +1063,7 @@
           </w:tcPr>
           <w:p>
             <w:pPr>
+              <w:keepNext w:val="false"/>
               <w:spacing w:after="40" w:before="0"/>
               <w:jc w:val="left"/>
             </w:pPr>
@@ -1072,6 +1098,7 @@
           </w:tcPr>
           <w:p>
             <w:pPr>
+              <w:keepNext w:val="false"/>
               <w:spacing w:after="40" w:before="0"/>
               <w:jc w:val="left"/>
             </w:pPr>
@@ -1104,6 +1131,7 @@
           </w:tcPr>
           <w:p>
             <w:pPr>
+              <w:keepNext w:val="false"/>
               <w:spacing w:after="40" w:before="0"/>
               <w:jc w:val="left"/>
             </w:pPr>
@@ -1136,6 +1164,7 @@
           </w:tcPr>
           <w:p>
             <w:pPr>
+              <w:keepNext w:val="false"/>
               <w:spacing w:after="40" w:before="0"/>
               <w:jc w:val="left"/>
             </w:pPr>
@@ -1168,6 +1197,7 @@
           </w:tcPr>
           <w:p>
             <w:pPr>
+              <w:keepNext w:val="false"/>
               <w:spacing w:after="40" w:before="0"/>
               <w:jc w:val="left"/>
             </w:pPr>
@@ -1202,6 +1232,7 @@
           </w:tcPr>
           <w:p>
             <w:pPr>
+              <w:keepNext w:val="false"/>
               <w:spacing w:after="40" w:before="0"/>
               <w:jc w:val="left"/>
             </w:pPr>
@@ -1234,6 +1265,7 @@
           </w:tcPr>
           <w:p>
             <w:pPr>
+              <w:keepNext w:val="false"/>
               <w:spacing w:after="40" w:before="0"/>
               <w:jc w:val="left"/>
             </w:pPr>
@@ -1266,6 +1298,7 @@
           </w:tcPr>
           <w:p>
             <w:pPr>
+              <w:keepNext w:val="false"/>
               <w:spacing w:after="40" w:before="0"/>
               <w:jc w:val="left"/>
             </w:pPr>
@@ -1298,6 +1331,7 @@
           </w:tcPr>
           <w:p>
             <w:pPr>
+              <w:keepNext w:val="false"/>
               <w:spacing w:after="40" w:before="0"/>
               <w:jc w:val="left"/>
             </w:pPr>
@@ -1332,6 +1366,7 @@
           </w:tcPr>
           <w:p>
             <w:pPr>
+              <w:keepNext w:val="false"/>
               <w:spacing w:after="40" w:before="0"/>
               <w:jc w:val="left"/>
             </w:pPr>
@@ -1364,6 +1399,7 @@
           </w:tcPr>
           <w:p>
             <w:pPr>
+              <w:keepNext w:val="false"/>
               <w:spacing w:after="40" w:before="0"/>
               <w:jc w:val="left"/>
             </w:pPr>
@@ -1396,6 +1432,7 @@
           </w:tcPr>
           <w:p>
             <w:pPr>
+              <w:keepNext w:val="false"/>
               <w:spacing w:after="40" w:before="0"/>
               <w:jc w:val="left"/>
             </w:pPr>
@@ -1428,6 +1465,7 @@
           </w:tcPr>
           <w:p>
             <w:pPr>
+              <w:keepNext w:val="false"/>
               <w:spacing w:after="40" w:before="0"/>
               <w:jc w:val="left"/>
             </w:pPr>
@@ -1462,6 +1500,7 @@
           </w:tcPr>
           <w:p>
             <w:pPr>
+              <w:keepNext w:val="false"/>
               <w:spacing w:after="40" w:before="0"/>
               <w:jc w:val="left"/>
             </w:pPr>
@@ -1494,6 +1533,7 @@
           </w:tcPr>
           <w:p>
             <w:pPr>
+              <w:keepNext w:val="false"/>
               <w:spacing w:after="40" w:before="0"/>
               <w:jc w:val="left"/>
             </w:pPr>
@@ -1526,6 +1566,7 @@
           </w:tcPr>
           <w:p>
             <w:pPr>
+              <w:keepNext w:val="false"/>
               <w:spacing w:after="40" w:before="0"/>
               <w:jc w:val="left"/>
             </w:pPr>
@@ -1558,6 +1599,7 @@
           </w:tcPr>
           <w:p>
             <w:pPr>
+              <w:keepNext w:val="false"/>
               <w:spacing w:after="40" w:before="0"/>
               <w:jc w:val="left"/>
             </w:pPr>
@@ -1592,6 +1634,7 @@
           </w:tcPr>
           <w:p>
             <w:pPr>
+              <w:keepNext w:val="false"/>
               <w:spacing w:after="40" w:before="0"/>
               <w:jc w:val="left"/>
             </w:pPr>
@@ -1624,6 +1667,7 @@
           </w:tcPr>
           <w:p>
             <w:pPr>
+              <w:keepNext w:val="false"/>
               <w:spacing w:after="40" w:before="0"/>
               <w:jc w:val="left"/>
             </w:pPr>
@@ -1656,6 +1700,7 @@
           </w:tcPr>
           <w:p>
             <w:pPr>
+              <w:keepNext w:val="false"/>
               <w:spacing w:after="40" w:before="0"/>
               <w:jc w:val="left"/>
             </w:pPr>
@@ -1688,6 +1733,7 @@
           </w:tcPr>
           <w:p>
             <w:pPr>
+              <w:keepNext w:val="false"/>
               <w:spacing w:after="40" w:before="0"/>
               <w:jc w:val="left"/>
             </w:pPr>
@@ -1826,7 +1872,7 @@
         </w:rPr>
         <w:t xml:space="preserve">© 2026 SeaVuria and ARES. This work is licensed under a </w:t>
       </w:r>
-      <w:hyperlink w:history="1" r:id="rId5jqun2aon410cvzuu8yva">
+      <w:hyperlink w:history="1" r:id="rIdnppmfwsjhfqnp5odik89p">
         <w:r>
           <w:rPr>
             <w:rFonts w:ascii="Arial" w:cs="Arial" w:eastAsia="Arial" w:hAnsi="Arial"/>
@@ -1846,7 +1892,7 @@
         </w:rPr>
         <w:t xml:space="preserve"> (</w:t>
       </w:r>
-      <w:hyperlink w:history="1" r:id="rIdz3kwyey-xj4unppwt5imx">
+      <w:hyperlink w:history="1" r:id="rIddsp4jbnietnghof4odkyy">
         <w:r>
           <w:rPr>
             <w:rFonts w:ascii="Arial" w:cs="Arial" w:eastAsia="Arial" w:hAnsi="Arial"/>
@@ -1866,7 +1912,7 @@
         </w:rPr>
         <w:t xml:space="preserve">). To view a copy of this license, visit </w:t>
       </w:r>
-      <w:hyperlink w:history="1" r:id="rIdvskptkjloilostosu8rlr">
+      <w:hyperlink w:history="1" r:id="rIdbgi62bsy1iqzahqsk80mw">
         <w:r>
           <w:rPr>
             <w:rFonts w:ascii="Arial" w:cs="Arial" w:eastAsia="Arial" w:hAnsi="Arial"/>

--- a/data/outputs/v2/General_Science/SS2.2_Chemical_Families/General_Science_Chemical_Families_FinalExplanation_TeacherKey.docx
+++ b/data/outputs/v2/General_Science/SS2.2_Chemical_Families/General_Science_Chemical_Families_FinalExplanation_TeacherKey.docx
@@ -1872,7 +1872,7 @@
         </w:rPr>
         <w:t xml:space="preserve">© 2026 SeaVuria and ARES. This work is licensed under a </w:t>
       </w:r>
-      <w:hyperlink w:history="1" r:id="rIdnppmfwsjhfqnp5odik89p">
+      <w:hyperlink w:history="1" r:id="rId928yrvlok9hc54b06478i">
         <w:r>
           <w:rPr>
             <w:rFonts w:ascii="Arial" w:cs="Arial" w:eastAsia="Arial" w:hAnsi="Arial"/>
@@ -1892,7 +1892,7 @@
         </w:rPr>
         <w:t xml:space="preserve"> (</w:t>
       </w:r>
-      <w:hyperlink w:history="1" r:id="rIddsp4jbnietnghof4odkyy">
+      <w:hyperlink w:history="1" r:id="rIdxj9cuqeqv-w_eiwkwnti4">
         <w:r>
           <w:rPr>
             <w:rFonts w:ascii="Arial" w:cs="Arial" w:eastAsia="Arial" w:hAnsi="Arial"/>
@@ -1912,7 +1912,7 @@
         </w:rPr>
         <w:t xml:space="preserve">). To view a copy of this license, visit </w:t>
       </w:r>
-      <w:hyperlink w:history="1" r:id="rIdbgi62bsy1iqzahqsk80mw">
+      <w:hyperlink w:history="1" r:id="rIde2v-1lzmigy8qicdmlsjr">
         <w:r>
           <w:rPr>
             <w:rFonts w:ascii="Arial" w:cs="Arial" w:eastAsia="Arial" w:hAnsi="Arial"/>
